--- a/practice_test/real_document/generated/PRJ-9201_tender_pack_r1/PRJ-9201-D02_r1_Executive-summary.docx
+++ b/practice_test/real_document/generated/PRJ-9201_tender_pack_r1/PRJ-9201-D02_r1_Executive-summary.docx
@@ -394,7 +394,7 @@
     </w:p>
     <w:p>
       <w:r>
-        <w:t>Estimate state: Preliminary — Incomplete. Open material queries: 36.</w:t>
+        <w:t>Estimate state: Preliminary — Incomplete. Open material queries: 40.</w:t>
       </w:r>
     </w:p>
     <w:p>
